--- a/論文＿李昇峰_v18.docx
+++ b/論文＿李昇峰_v18.docx
@@ -8112,6 +8112,11 @@
       </w:r>
     </w:p>
     <w:p>
+      <w:r>
+        <w:t>如下圖所示，整體架構由四個橫向區塊組成。最上方為三個原始輸入：純文字句子、語音音訊以及人臉視覺序列。第二區塊為共享上游編碼器，文字進入 24 層 Transformer，音訊與視覺各自進入雙向長短期記憶網路，產生三條等長的高維表徵。第三區塊是模型的核心：四條結構同形但參數獨立的並行分支，每條分支內部依序執行詞元級情感顯著性閘控、二段式跨模態融合與共享投影層，最後輸出七分類分數、二分類分數與情感強度回歸。四條分支採用不同的隨機失活比率（0.10、0.20、0.30、0.40）以強化彼此差異。第四區塊將四條分支算術平均，並於推斷階段再套用測試時間擴增、預先合併的三次訓練權重與機率融合，輸出最終預測。</w:t>
+      </w:r>
+    </w:p>
+    <w:p>
       <w:pPr>
         <w:jc w:val="center"/>
       </w:pPr>
@@ -8158,7 +8163,7 @@
         <w:t xml:space="preserve">圖 3-1</w:t>
       </w:r>
       <w:r>
-        <w:t xml:space="preserve">  整體架構由四個橫向區塊組成。最上方為三個原始輸入：純文字句子、語音音訊以及人臉視覺序列。第二區塊為共享上游編碼器，文字進入 24 層 Transformer，音訊與視覺各自進入雙向長短期記憶網路，產生三條等長的高維表徵。第三區塊是模型的核心：四條結構同形但參數獨立的並行分支，每條分支內部依序執行詞元級情感顯著性閘控、二段式跨模態融合與共享投影層，最後輸出七分類分數、二分類分數與情感強度回歸。四條分支採用不同的隨機失活比率（0.10、0.20、0.30、0.40）以強化彼此差異。第四區塊將四條分支算術平均，並於推斷階段再套用測試時間擴增、預先合併的三次訓練權重與機率融合，輸出最終預測。</w:t>
+        <w:t xml:space="preserve">  SACF 整體架構</w:t>
       </w:r>
     </w:p>
     <w:p>
@@ -8348,6 +8353,11 @@
     <w:p>
       <w:r>
         <w:t>圖（資料分布）顯示訓練集與測試集之七類情感分布。訓練集偏向中性與輕微正面情感，測試集則顯著偏向負面端（類 −3 佔 6.7%，相較訓練集之 2.2% 高出 4.5 個百分點）。此分布偏移為本任務之固有挑戰，亦為本研究設計軟序數標籤、序數地球移動距離損失與三次獨立訓練集成等多重正則機制之主要動機 — 透過增加邊界類別之梯度訊號與多視角預測，緩解測試端分布偏移之影響。</w:t>
+      </w:r>
+    </w:p>
+    <w:p>
+      <w:r>
+        <w:t>下圖比較 CMU-MOSI 訓練集與測試集之七類情感分布。本研究將原始訓練集與驗證集合併為單一訓練集（共 1,513 筆）以最大化資料利用率，測試集（686 筆）僅於模型最終訓練完成後評估一次。圖示可見測試集顯著偏向負面端，類 −3 之比例約為訓練集之三倍，是本任務之主要挑戰之一。</w:t>
       </w:r>
     </w:p>
     <w:p>
@@ -8397,7 +8407,7 @@
         <w:t xml:space="preserve">圖 3-2</w:t>
       </w:r>
       <w:r>
-        <w:t xml:space="preserve">  CMU-MOSI 七類情感分布。本研究將原始訓練集與驗證集合併為單一訓練集（共 1,513 筆）以最大化資料利用率，測試集（686 筆）僅於模型最終訓練完成後評估一次。圖示可見測試集顯著偏向負面端，類 −3 之比例約為訓練集之三倍，是本任務之主要挑戰之一。</w:t>
+        <w:t xml:space="preserve">  CMU-MOSI 七類情感分布</w:t>
       </w:r>
     </w:p>
     <w:p>
@@ -9090,6 +9100,11 @@
       </w:r>
     </w:p>
     <w:p>
+      <w:r>
+        <w:t>下圖呈現極性增強注意力模組之計算流程。對每個文字詞元學習一個介於 0 到 1 之情感顯著性分數，再以該分數作為權重對所有詞元表徵做加權平均，得到一條集中於情感詞之句子向量。該向量隨後送入下游各分支的共享投影層；同時，個別詞元之顯著性分數提供下游融合模組挑選 Top-K 情感詞之依據。</w:t>
+      </w:r>
+    </w:p>
+    <w:p>
       <w:pPr>
         <w:jc w:val="center"/>
       </w:pPr>
@@ -9136,7 +9151,7 @@
         <w:t xml:space="preserve">圖 3-3</w:t>
       </w:r>
       <w:r>
-        <w:t xml:space="preserve">  極性增強注意力模組。對每個文字詞元學習一個介於 0 到 1 之情感顯著性分數，再以該分數作為權重對所有詞元表徵做加權平均，得到一條集中於情感詞之句子向量。該向量隨後送入下游各分支的共享投影層；同時，個別詞元之顯著性分數提供下游融合模組挑選 Top-K 情感詞之依據。</w:t>
+        <w:t xml:space="preserve">  極性增強注意力（PEA）模組</w:t>
       </w:r>
     </w:p>
     <w:p>
@@ -9150,6 +9165,11 @@
     <w:p>
       <w:r>
         <w:t>階層式情感感知跨模態融合是本研究於跨模態融合之核心設計，將語言、音訊、視覺三個感知通道結合為融合向量 f。傳統做法直接以首詞元表徵作為查詢向量，未能聚焦於情感顯著詞元；本模組則改以「情感感知查詢」取代之，並採用二階段層次化結構：第一階段以語言-音訊與語言-視覺成對對齊得到中介融合，第二階段再於跨模態對比損失之引導下精修共享編碼層之三模態對齊。整體可分四個步驟完成跨模態融合（見圖）。</w:t>
+      </w:r>
+    </w:p>
+    <w:p>
+      <w:r>
+        <w:t>下圖將情感感知跨模態融合拆解為四個步驟。步驟一依顯著性分數挑選 K 個最具情感意義之詞元，濾除中性連接詞與停用詞之干擾。步驟二對挑出之詞元向量做注意力加權彙整，得到一條集中情感資訊之查詢向量。步驟三將音訊與視覺嵌入投影至語言空間做為鍵與值，並以前一步之查詢向量做縮放點積注意力，提取跨模態之證據。步驟四以兩層前向網路、sigmoid 閘控與層正規化將跨模態證據與原始句子表徵結合，輸出最終融合向量。</w:t>
       </w:r>
     </w:p>
     <w:p>
@@ -9199,7 +9219,7 @@
         <w:t xml:space="preserve">圖 3-4</w:t>
       </w:r>
       <w:r>
-        <w:t xml:space="preserve">  情感感知跨模態融合分為四個步驟。步驟一依顯著性分數挑選 K 個最具情感意義之詞元，濾除中性連接詞與停用詞之干擾。步驟二對挑出之詞元向量做注意力加權彙整，得到一條集中情感資訊之查詢向量。步驟三將音訊與視覺嵌入投影至語言空間做為鍵與值，並以前一步之查詢向量做縮放點積注意力，提取跨模態之證據。步驟四以兩層前向網路、sigmoid 閘控與層正規化將跨模態證據與原始句子表徵結合，輸出最終融合向量。</w:t>
+        <w:t xml:space="preserve">  情感感知跨模態融合四步驟</w:t>
       </w:r>
     </w:p>
     <w:p>
@@ -9962,6 +9982,11 @@
       </w:r>
     </w:p>
     <w:p>
+      <w:r>
+        <w:t>下圖總結四條並行分支之多樣性來源與內部集成結果。圖中標示三項使分支彼此差異化之機制：每條分支使用不同的隨機失活比率、擁有獨立的注意力與投影權重，並於七分類頭之初始化加入微小高斯擾動。在 CMU-MOSI 測試集上各分支單獨之 Acc-7 介於 49.56% 至 50.29%；四條分支內部平均後 Acc-7 約為 50.00%；經三次獨立訓練之參數空間平均與分類-回歸機率融合後，最終 Acc-7 提升至 53.06%。</w:t>
+      </w:r>
+    </w:p>
+    <w:p>
       <w:pPr>
         <w:jc w:val="center"/>
       </w:pPr>
@@ -10008,7 +10033,7 @@
         <w:t xml:space="preserve">圖 3-5</w:t>
       </w:r>
       <w:r>
-        <w:t xml:space="preserve">  四條並行分支之多樣性來源與內部集成結果。圖中標示三項使分支彼此差異化之機制：每條分支使用不同的隨機失活比率、擁有獨立的注意力與投影權重，並於七分類頭之初始化加入微小高斯擾動。在 CMU-MOSI 測試集上各分支單獨之 Acc-7 介於 49.56% 至 50.29%；四條分支內部平均後 Acc-7 約為 50.00%；經三次獨立訓練之參數空間平均與分類-回歸機率融合後，最終 Acc-7 提升至 53.06%。</w:t>
+        <w:t xml:space="preserve">  四條並行分支之多樣性來源與內部集成</w:t>
       </w:r>
     </w:p>
     <w:p>
@@ -10058,6 +10083,11 @@
       </w:r>
       <w:r>
         <w:t>。</w:t>
+      </w:r>
+    </w:p>
+    <w:p>
+      <w:r>
+        <w:t>下圖將整體訓練損失拆解為三層。Layer 1 為單一分支內之四項任務組合損失：軟序數標籤交叉熵、序數地球移動距離、二元極性交叉熵與 Smooth-L1 回歸。Layer 2 為跨分支之聚合損失、分支間特徵多樣性懲罰，以及僅於第二階段啟用的跨模態對比損失（將同樣本之三模態嵌入拉近、不同樣本之嵌入推開）。Layer 3 為兩次前向之 R-Drop 一致性正則與最終加權總損失。</w:t>
       </w:r>
     </w:p>
     <w:p>
@@ -10107,7 +10137,7 @@
         <w:t xml:space="preserve">圖 3-6</w:t>
       </w:r>
       <w:r>
-        <w:t xml:space="preserve">  多工損失之結構分為三層。Layer 1 為單一分支內之四項任務組合損失：軟序數標籤交叉熵、序數地球移動距離、二元極性交叉熵與 Smooth-L1 回歸。Layer 2 為跨分支之聚合損失、分支間特徵多樣性懲罰，以及僅於第二階段啟用的跨模態對比損失（將同樣本之三模態嵌入拉近、不同樣本之嵌入推開）。Layer 3 為兩次前向之 R-Drop 一致性正則與最終加權總損失。</w:t>
+        <w:t xml:space="preserve">  多工損失組成結構</w:t>
       </w:r>
     </w:p>
     <w:p>
@@ -11579,6 +11609,11 @@
       <w:r/>
     </w:p>
     <w:p>
+      <w:r>
+        <w:t>下圖呈現訓練全程之兩階段協議。第一階段共 60 個 epoch，包含三個內部相位：前 20 個 epoch 凍結文字骨幹下層、接著 22 個 epoch 全模型微調、最後 18 個 epoch 進行每兩個 epoch 一次之隨機權重平均；過程中同步維護指數移動平均影子模型。第二階段以較低之學習率續訓 20 個 epoch，並加入跨模態對比損失，同時採每一個 epoch 一次之權重平均。本研究以三次獨立執行（標準協議、第二階段延長、加入兩輪 BAN 知識蒸餾）各自完成兩階段訓練，最終於參數空間以 0.25、0.45、0.30 之權重合併為單一檔案。</w:t>
+      </w:r>
+    </w:p>
+    <w:p>
       <w:pPr>
         <w:jc w:val="center"/>
       </w:pPr>
@@ -11625,7 +11660,7 @@
         <w:t xml:space="preserve">圖 3-7</w:t>
       </w:r>
       <w:r>
-        <w:t xml:space="preserve">  訓練分為兩個階段並執行三次。第一階段共 60 個 epoch，包含三個內部相位：前 20 個 epoch 凍結文字骨幹下層、接著 22 個 epoch 全模型微調、最後 18 個 epoch 進行每兩個 epoch 一次之隨機權重平均；過程中同步維護指數移動平均影子模型。第二階段以較低之學習率續訓 20 個 epoch，並加入跨模態對比損失，同時採每一個 epoch 一次之權重平均。本研究以三次獨立執行（標準協議、第二階段延長、加入兩輪 BAN 知識蒸餾）各自完成兩階段訓練，最終於參數空間以 0.25、0.45、0.30 之權重合併為單一檔案。</w:t>
+        <w:t xml:space="preserve">  兩階段訓練協議全景</w:t>
       </w:r>
     </w:p>
     <w:p>
@@ -12517,6 +12552,11 @@
     <w:p>
       <w:r>
         <w:t>本研究於推斷階段採用三層方差降低設計：測試時間擴增 → 三次訓練之參數空間平均（已於訓練後合併入單一檔案）→ 分類-回歸機率融合。所有融合超參數均為先驗設定，不依賴測試集統計（見下圖）。</w:t>
+      </w:r>
+    </w:p>
+    <w:p>
+      <w:r>
+        <w:t>下圖呈現零洩漏推斷之三層方差降低設計。由於三次訓練之權重已於訓練後預先合併為單一檔案，推斷階段每個樣本僅需執行一次模型載入。對每個測試樣本以保留隨機失活之方式進行五次前向取算術平均（測試時間擴增），再將分類頭輸出之機率分布與回歸頭預測經高斯核映射得到之機率分布於對數空間以幾何平均融合，最後取最大值為預測類別。所有融合超參數均為先驗設定，不依賴測試集統計。</w:t>
       </w:r>
     </w:p>
     <w:p>
@@ -12566,7 +12606,7 @@
         <w:t xml:space="preserve">圖 3-8</w:t>
       </w:r>
       <w:r>
-        <w:t xml:space="preserve">  零洩漏推斷流程。由於三次訓練之權重已於訓練後預先合併為單一檔案，推斷階段每個樣本僅需執行一次模型載入。對每個測試樣本以保留隨機失活之方式進行五次前向取算術平均（測試時間擴增），再將分類頭輸出之機率分布與回歸頭預測經高斯核映射得到之機率分布於對數空間以幾何平均融合，最後取最大值為預測類別。所有融合超參數均為先驗設定，不依賴測試集統計。</w:t>
+        <w:t xml:space="preserve">  零洩漏推斷流程</w:t>
       </w:r>
     </w:p>
     <w:p>
@@ -12911,6 +12951,11 @@
       </w:r>
     </w:p>
     <w:p>
+      <w:r>
+        <w:t>下圖以一個測試樣本（索引 316）說明分類-回歸機率融合之效果：(a) 分類頭輸出之七類機率分布；(b) 回歸頭預測值經高斯核轉換得到之七類機率分布；(c) 於對數空間以幾何平均合併之最終機率分布，其最大值對應之類別與真實標籤一致。</w:t>
+      </w:r>
+    </w:p>
+    <w:p>
       <w:pPr>
         <w:jc w:val="center"/>
       </w:pPr>
@@ -12957,7 +13002,7 @@
         <w:t xml:space="preserve">圖 3-9</w:t>
       </w:r>
       <w:r>
-        <w:t xml:space="preserve">  分類-回歸機率融合示意（取自一個測試樣本，索引 316）。(a) 分類頭輸出之七類機率分布；(b) 回歸頭預測值經高斯核轉換得到之七類機率分布；(c) 於對數空間以幾何平均合併之最終機率分布，其最大值對應之類別與真實標籤一致。</w:t>
+        <w:t xml:space="preserve">  分類-回歸機率融合示意</w:t>
       </w:r>
     </w:p>
     <w:p>
@@ -15098,6 +15143,11 @@
         </w:tc>
       </w:tr>
     </w:tbl>
+    <w:p>
+      <w:r>
+        <w:t>下圖將 CMU-MOSI 上十四個模型之 Acc-7 由高至低排序。SACF（紅色）為本研究模型，其餘為公開文獻中相同評估協議下之主流多模態方法。橙色虛線為當前最強基線 MGT 之 50.44%，綠色點線為本研究預設之 53% 研究目標。本研究模型於 13 個對照模型中排名第一，且為唯一達成 Acc-7 ≥ 53% 之模型。</w:t>
+      </w:r>
+    </w:p>
     <w:p/>
     <w:p>
       <w:pPr>
@@ -15146,7 +15196,12 @@
         <w:t xml:space="preserve">圖 4-1</w:t>
       </w:r>
       <w:r>
-        <w:t xml:space="preserve">  CMU-MOSI 七分類準確率（Acc-7）模型排序。SACF（紅色）為本研究模型，其餘為公開文獻中相同評估協議下之主流多模態方法。橙色虛線為當前最強基線 MGT 之 50.44%，綠色點線為本研究預設之 53% 研究目標。本研究模型於 13 個對照模型中排名第一，且為唯一達成 Acc-7 ≥ 53% 之模型。</w:t>
+        <w:t xml:space="preserve">  CMU-MOSI 七分類準確率（Acc-7）模型排序</w:t>
+      </w:r>
+    </w:p>
+    <w:p>
+      <w:r>
+        <w:t>下圖將 CMU-MOSI 上排名前八個模型之四項主要指標以四個子圖呈現：(a) 七分類準確率（越高越好）；(b) 二元準確率與 F1 分數（越高越好）；(c) 平均絕對誤差（越低越好）；(d) Pearson 相關係數（越高越好）。本研究模型（紅色）於 (a)、(c)、(d) 三項指標皆為最佳，於 (b) 兩項指標上與最強基線 MGT 相距不到一個百分點。</w:t>
       </w:r>
     </w:p>
     <w:p/>
@@ -15197,7 +15252,7 @@
         <w:t xml:space="preserve">圖 4-2</w:t>
       </w:r>
       <w:r>
-        <w:t xml:space="preserve">  CMU-MOSI 多指標比較（取前八個模型）。圖中四個子圖分別呈現：(a) 七分類準確率（越高越好）；(b) 二元準確率與 F1 分數（越高越好）；(c) 平均絕對誤差（越低越好）；(d) Pearson 相關係數（越高越好）。本研究模型（紅色）於 (a)、(c)、(d) 三項指標皆為最佳，於 (b) 兩項指標上與最強基線 MGT 相距不到一個百分點。</w:t>
+        <w:t xml:space="preserve">  CMU-MOSI 多指標比較（取前八個模型）</w:t>
       </w:r>
     </w:p>
     <w:p>
@@ -17516,6 +17571,11 @@
         </w:tc>
       </w:tr>
     </w:tbl>
+    <w:p>
+      <w:r>
+        <w:t>下圖將 SACF-Text 與其他四個語言模型在 MMAFFBen 五個純文字任務上之 macro-F1 以分組長條呈現。每組之五根長條依序為本研究 SACF-Text、MMAFFLM-7b、MMAFFLM-3b、GPT-4o-mini 與 EmoLlama-chat-7b。SACF-Text 之數據來自本研究對最終權重檔之實測；其餘模型之數據取自 Liu et al. 2025。可見本研究於 Onlineshopping 任務取得 92.82% 之顯著領先；於 EWECT、MMS 等中文情緒任務與大型語言模型差距在 6 個百分點以內；於 XED 多標籤任務上仍有提升空間。</w:t>
+      </w:r>
+    </w:p>
     <w:p/>
     <w:p>
       <w:pPr>
@@ -17564,7 +17624,12 @@
         <w:t xml:space="preserve">圖 4-3</w:t>
       </w:r>
       <w:r>
-        <w:t xml:space="preserve">  SACF-Text 與其他四個語言模型在 MMAFFBen 五個純文字任務上之 macro-F1 分組比較。每組之五根長條依序為本研究 SACF-Text、MMAFFLM-7b、MMAFFLM-3b、GPT-4o-mini 與 EmoLlama-chat-7b。SACF-Text 之數據來自本研究對最終權重檔之實測；其餘模型之數據取自 Liu et al. 2025。可見本研究於 Onlineshopping 任務取得 92.82% 之顯著領先；於 EWECT、MMS 等中文情緒任務與大型語言模型差距在 6 個百分點以內；於 XED 多標籤任務上仍有提升空間。</w:t>
+        <w:t xml:space="preserve">  SACF-Text 與四個語言模型在 MMAFFBen 五任務 macro-F1 分組比較</w:t>
+      </w:r>
+    </w:p>
+    <w:p>
+      <w:r>
+        <w:t>下圖將 SACF-Text 與其他四個語言模型在 MMAFFBen 五個純文字任務上之平均 macro-F1 由高至低排序。SACF-Text 之數據來自本研究對最終權重檔之實測；其餘模型之數據取自 Liu et al. 2025（MMAFFBen 論文）。本研究模型以 0.435B 之參數量達成 56.74% 之平均 macro-F1，與十倍以上參數量之 MMAFFLM-3b 與 7b 處於同一水準，並大幅領先 GPT-4o-mini 與 EmoLlama-chat-7b。</w:t>
       </w:r>
     </w:p>
     <w:p/>
@@ -17615,7 +17680,7 @@
         <w:t xml:space="preserve">圖 4-4</w:t>
       </w:r>
       <w:r>
-        <w:t xml:space="preserve">  SACF-Text 與其他四個語言模型在 MMAFFBen 五個純文字任務上之平均 macro-F1 排序。SACF-Text 之數據來自本研究對最終權重檔之實測；其餘模型之數據取自 Liu et al. 2025（MMAFFBen 論文）。本研究模型以 0.435B 之參數量達成 56.74% 之平均 macro-F1，與十倍以上參數量之 MMAFFLM-3b 與 7b 處於同一水準，並大幅領先 GPT-4o-mini 與 EmoLlama-chat-7b。</w:t>
+        <w:t xml:space="preserve">  SACF-Text 與其他四個語言模型在 MMAFFBen 五任務之平均 macro-F1 排序</w:t>
       </w:r>
     </w:p>
     <w:p>
@@ -17702,6 +17767,11 @@
     <w:p>
       <w:r>
         <w:t>CMU-MOSEI（CMU Multimodal Opinion Sentiment and Emotion Intensity）為情感分析領域之另一標準基準，涵蓋 1,000 餘位 YouTube 評論者之 22,852 個語句單位，較 CMU-MOSI 規模大十倍以上。其標註與評估協議與 CMU-MOSI 一致，採用 7 點連續情感強度（−3 至 +3）作為主要預測目標，並以 Acc-7、Acc-2、F1、MAE 與 Pearson 相關係數作為評估指標。本研究以 SACF 之文字分支（DeBERTa-v3-large + 極性增強注意力 + 共享投影層 + 回歸頭）為基底，於 CMU-MOSEI 訓練集（16,274 筆）上微調情感強度回歸目標，再於測試集（4,653 筆）評估，藉以驗證 SACF 模型於更大規模、跨資料集分佈下之泛化能力。</w:t>
+      </w:r>
+    </w:p>
+    <w:p>
+      <w:r>
+        <w:t>下表將 SACF-Text 在 CMU-MOSEI 測試集上之五項效能指標與十三個多模態情感分析基線進行比較。本研究 SACF-Text 之數據來自於 vintp/CMU-Mosei-text 資料集上之實測（兩階段微調，1018 batch × 2 epoch）；其餘模型之數據引自各原始論文於相同 CMU-MOSEI 評估協議下回報之結果。</w:t>
       </w:r>
     </w:p>
     <w:p>
@@ -17712,7 +17782,7 @@
         <w:t xml:space="preserve">表 4-3</w:t>
       </w:r>
       <w:r>
-        <w:t xml:space="preserve">  SACF-Text 在 CMU-MOSEI 測試集上之效能與十三個多模態情感分析基線比較。本研究 SACF-Text 之數據來自於 vintp/CMU-Mosei-text 資料集上之實測（兩階段微調，1018 batch × 2 epoch），其餘模型之數據引自各原始論文於相同 CMU-MOSEI 評估協議下回報之結果。</w:t>
+        <w:t xml:space="preserve">  SACF-Text 在 CMU-MOSEI 測試集之效能與十三個基線比較</w:t>
       </w:r>
     </w:p>
     <w:tbl>
@@ -19032,6 +19102,11 @@
         </w:tc>
       </w:tr>
     </w:tbl>
+    <w:p>
+      <w:r>
+        <w:t>下圖將 CMU-MOSEI 上十四個模型之 Acc-7 由高至低排序。SACF-Text（紅色）為本研究模型，於 13 個對照模型之排名上居首位（55.49%），略高於先前最強基線 MGT（55.10%），亦優於 DMD、UniMSE 與 MMIM 等 2023 年起之多模態方法。本研究模型僅使用文字模態於 MOSEI 上微調，即超越多模態基線，顯示其文字分支已內化於 CMU-MOSI 上習得之情感先驗，並能有效遷移至更大規模之 MOSEI。</w:t>
+      </w:r>
+    </w:p>
     <w:p>
       <w:pPr>
         <w:jc w:val="center"/>
@@ -19079,7 +19154,12 @@
         <w:t xml:space="preserve">圖 4-5</w:t>
       </w:r>
       <w:r>
-        <w:t xml:space="preserve">  CMU-MOSEI 七分類情感強度（Acc-7）模型排序。SACF-Text（紅色）為本研究模型，於 13 個對照模型之排名上居首位（55.49%），略高於先前最強基線 MGT（55.10%），亦優於 DMD、UniMSE 與 MMIM 等 2023 年起之多模態方法。本研究模型僅使用文字模態於 MOSEI 上微調，即超越多模態基線，顯示其文字分支已內化於 CMU-MOSI 上習得之情感先驗，並能有效遷移至更大規模之 MOSEI。</w:t>
+        <w:t xml:space="preserve">  CMU-MOSEI 七分類準確率模型排序</w:t>
+      </w:r>
+    </w:p>
+    <w:p>
+      <w:r>
+        <w:t>下圖將 CMU-MOSEI 上排名前八個模型之四項主要指標以四個子圖呈現：(a) 七分類準確率（越高越好）；(b) 二元準確率與 F1 分數（越高越好）；(c) 平均絕對誤差（越低越好）；(d) Pearson 相關係數（越高越好）。本研究模型（紅色）於 (a)、(c)、(d) 三項指標皆為最佳，於 (b) Acc-2 與 F1 上小幅落後最強基線約 1.5–1.8 個百分點。</w:t>
       </w:r>
     </w:p>
     <w:p>
@@ -19129,7 +19209,7 @@
         <w:t xml:space="preserve">圖 4-6</w:t>
       </w:r>
       <w:r>
-        <w:t xml:space="preserve">  CMU-MOSEI 多指標比較（取前八個模型）。圖中四個子圖分別呈現：(a) 七分類準確率（越高越好）；(b) 二元準確率與 F1 分數（越高越好）；(c) 平均絕對誤差（越低越好）；(d) Pearson 相關係數（越高越好）。本研究模型（紅色）於 (a)、(c)、(d) 三項指標皆為最佳，於 (b) Acc-2 與 F1 上小幅落後最強基線約 1.5–1.8 個百分點。</w:t>
+        <w:t xml:space="preserve">  CMU-MOSEI 多指標比較（前八個模型）</w:t>
       </w:r>
     </w:p>
     <w:p>

--- a/論文＿李昇峰_v18.docx
+++ b/論文＿李昇峰_v18.docx
@@ -13578,11 +13578,25 @@
             <w:tcW w:w="1187" w:type="dxa"/>
           </w:tcPr>
           <w:p>
+            <w:r/>
+            <w:r>
+              <w:rPr>
+                <w:sz w:val="20"/>
+              </w:rPr>
+              <w:t>77.9</w:t>
+            </w:r>
+          </w:p>
+        </w:tc>
+        <w:tc>
+          <w:tcPr>
+            <w:tcW w:w="1187" w:type="dxa"/>
+          </w:tcPr>
+          <w:p>
             <w:pPr>
               <w:ind w:firstLine="480"/>
             </w:pPr>
             <w:r>
-              <w:t>77.5</w:t>
+              <w:t>0.978</w:t>
             </w:r>
           </w:p>
         </w:tc>
@@ -13595,7 +13609,7 @@
               <w:ind w:firstLine="480"/>
             </w:pPr>
             <w:r>
-              <w:t>0.978</w:t>
+              <w:t>0.658</w:t>
             </w:r>
           </w:p>
         </w:tc>
@@ -13607,11 +13621,10 @@
             <w:pPr>
               <w:ind w:firstLine="480"/>
             </w:pPr>
-            <w:r>
-              <w:t>0.658</w:t>
-            </w:r>
-          </w:p>
-        </w:tc>
+          </w:p>
+        </w:tc>
+      </w:tr>
+      <w:tr>
         <w:tc>
           <w:tcPr>
             <w:tcW w:w="1187" w:type="dxa"/>
@@ -13620,10 +13633,11 @@
             <w:pPr>
               <w:ind w:firstLine="480"/>
             </w:pPr>
-          </w:p>
-        </w:tc>
-      </w:tr>
-      <w:tr>
+            <w:r>
+              <w:t>Graph-MFN</w:t>
+            </w:r>
+          </w:p>
+        </w:tc>
         <w:tc>
           <w:tcPr>
             <w:tcW w:w="1187" w:type="dxa"/>
@@ -13633,7 +13647,7 @@
               <w:ind w:firstLine="480"/>
             </w:pPr>
             <w:r>
-              <w:t>Graph-MFN</w:t>
+              <w:t>34.4</w:t>
             </w:r>
           </w:p>
         </w:tc>
@@ -13646,7 +13660,7 @@
               <w:ind w:firstLine="480"/>
             </w:pPr>
             <w:r>
-              <w:t>34.4</w:t>
+              <w:t>77.9</w:t>
             </w:r>
           </w:p>
         </w:tc>
@@ -13659,7 +13673,21 @@
               <w:ind w:firstLine="480"/>
             </w:pPr>
             <w:r>
-              <w:t>77.9</w:t>
+              <w:t>77.8</w:t>
+            </w:r>
+          </w:p>
+        </w:tc>
+        <w:tc>
+          <w:tcPr>
+            <w:tcW w:w="1187" w:type="dxa"/>
+          </w:tcPr>
+          <w:p>
+            <w:r/>
+            <w:r>
+              <w:rPr>
+                <w:sz w:val="20"/>
+              </w:rPr>
+              <w:t>0.939</w:t>
             </w:r>
           </w:p>
         </w:tc>
@@ -13672,7 +13700,7 @@
               <w:ind w:firstLine="480"/>
             </w:pPr>
             <w:r>
-              <w:t>77.8</w:t>
+              <w:t>0.656</w:t>
             </w:r>
           </w:p>
         </w:tc>
@@ -13684,11 +13712,10 @@
             <w:pPr>
               <w:ind w:firstLine="480"/>
             </w:pPr>
-            <w:r>
-              <w:t>0.989</w:t>
-            </w:r>
-          </w:p>
-        </w:tc>
+          </w:p>
+        </w:tc>
+      </w:tr>
+      <w:tr>
         <w:tc>
           <w:tcPr>
             <w:tcW w:w="1187" w:type="dxa"/>
@@ -13698,7 +13725,7 @@
               <w:ind w:firstLine="480"/>
             </w:pPr>
             <w:r>
-              <w:t>0.656</w:t>
+              <w:t>MFM</w:t>
             </w:r>
           </w:p>
         </w:tc>
@@ -13710,10 +13737,11 @@
             <w:pPr>
               <w:ind w:firstLine="480"/>
             </w:pPr>
-          </w:p>
-        </w:tc>
-      </w:tr>
-      <w:tr>
+            <w:r>
+              <w:t>33.3</w:t>
+            </w:r>
+          </w:p>
+        </w:tc>
         <w:tc>
           <w:tcPr>
             <w:tcW w:w="1187" w:type="dxa"/>
@@ -13723,7 +13751,7 @@
               <w:ind w:firstLine="480"/>
             </w:pPr>
             <w:r>
-              <w:t>MFM</w:t>
+              <w:t>77.7</w:t>
             </w:r>
           </w:p>
         </w:tc>
@@ -13736,7 +13764,7 @@
               <w:ind w:firstLine="480"/>
             </w:pPr>
             <w:r>
-              <w:t>33.3</w:t>
+              <w:t>77.7</w:t>
             </w:r>
           </w:p>
         </w:tc>
@@ -13749,7 +13777,7 @@
               <w:ind w:firstLine="480"/>
             </w:pPr>
             <w:r>
-              <w:t>77.7</w:t>
+              <w:t>0.948</w:t>
             </w:r>
           </w:p>
         </w:tc>
@@ -13762,7 +13790,7 @@
               <w:ind w:firstLine="480"/>
             </w:pPr>
             <w:r>
-              <w:t>77.7</w:t>
+              <w:t>0.664</w:t>
             </w:r>
           </w:p>
         </w:tc>
@@ -13774,11 +13802,10 @@
             <w:pPr>
               <w:ind w:firstLine="480"/>
             </w:pPr>
-            <w:r>
-              <w:t>0.948</w:t>
-            </w:r>
-          </w:p>
-        </w:tc>
+          </w:p>
+        </w:tc>
+      </w:tr>
+      <w:tr>
         <w:tc>
           <w:tcPr>
             <w:tcW w:w="1187" w:type="dxa"/>
@@ -13788,7 +13815,7 @@
               <w:ind w:firstLine="480"/>
             </w:pPr>
             <w:r>
-              <w:t>0.664</w:t>
+              <w:t>MISA</w:t>
             </w:r>
           </w:p>
         </w:tc>
@@ -13800,10 +13827,11 @@
             <w:pPr>
               <w:ind w:firstLine="480"/>
             </w:pPr>
-          </w:p>
-        </w:tc>
-      </w:tr>
-      <w:tr>
+            <w:r>
+              <w:t>43.5</w:t>
+            </w:r>
+          </w:p>
+        </w:tc>
         <w:tc>
           <w:tcPr>
             <w:tcW w:w="1187" w:type="dxa"/>
@@ -13813,7 +13841,7 @@
               <w:ind w:firstLine="480"/>
             </w:pPr>
             <w:r>
-              <w:t>MISA</w:t>
+              <w:t>81.8</w:t>
             </w:r>
           </w:p>
         </w:tc>
@@ -13826,7 +13854,7 @@
               <w:ind w:firstLine="480"/>
             </w:pPr>
             <w:r>
-              <w:t>43.5</w:t>
+              <w:t>81.7</w:t>
             </w:r>
           </w:p>
         </w:tc>
@@ -13839,7 +13867,7 @@
               <w:ind w:firstLine="480"/>
             </w:pPr>
             <w:r>
-              <w:t>81.8</w:t>
+              <w:t>0.752</w:t>
             </w:r>
           </w:p>
         </w:tc>
@@ -13852,7 +13880,7 @@
               <w:ind w:firstLine="480"/>
             </w:pPr>
             <w:r>
-              <w:t>81.7</w:t>
+              <w:t>0.784</w:t>
             </w:r>
           </w:p>
         </w:tc>
@@ -13864,11 +13892,10 @@
             <w:pPr>
               <w:ind w:firstLine="480"/>
             </w:pPr>
-            <w:r>
-              <w:t>0.752</w:t>
-            </w:r>
-          </w:p>
-        </w:tc>
+          </w:p>
+        </w:tc>
+      </w:tr>
+      <w:tr>
         <w:tc>
           <w:tcPr>
             <w:tcW w:w="1187" w:type="dxa"/>
@@ -13878,7 +13905,7 @@
               <w:ind w:firstLine="480"/>
             </w:pPr>
             <w:r>
-              <w:t>0.784</w:t>
+              <w:t>Self-MM</w:t>
             </w:r>
           </w:p>
         </w:tc>
@@ -13890,46 +13917,22 @@
             <w:pPr>
               <w:ind w:firstLine="480"/>
             </w:pPr>
-          </w:p>
-        </w:tc>
-      </w:tr>
-      <w:tr>
+            <w:r>
+              <w:t>45.8</w:t>
+            </w:r>
+          </w:p>
+        </w:tc>
         <w:tc>
           <w:tcPr>
             <w:tcW w:w="1187" w:type="dxa"/>
           </w:tcPr>
           <w:p>
-            <w:pPr>
-              <w:ind w:firstLine="480"/>
-            </w:pPr>
-            <w:r>
-              <w:t>Self-MM</w:t>
-            </w:r>
-          </w:p>
-        </w:tc>
-        <w:tc>
-          <w:tcPr>
-            <w:tcW w:w="1187" w:type="dxa"/>
-          </w:tcPr>
-          <w:p>
-            <w:pPr>
-              <w:ind w:firstLine="480"/>
-            </w:pPr>
-            <w:r>
-              <w:t>45.8</w:t>
-            </w:r>
-          </w:p>
-        </w:tc>
-        <w:tc>
-          <w:tcPr>
-            <w:tcW w:w="1187" w:type="dxa"/>
-          </w:tcPr>
-          <w:p>
-            <w:pPr>
-              <w:ind w:firstLine="480"/>
-            </w:pPr>
-            <w:r>
-              <w:t>82.5</w:t>
+            <w:r/>
+            <w:r>
+              <w:rPr>
+                <w:sz w:val="20"/>
+              </w:rPr>
+              <w:t>82.7</w:t>
             </w:r>
           </w:p>
         </w:tc>
@@ -14416,11 +14419,12 @@
             <w:tcW w:w="1187" w:type="dxa"/>
           </w:tcPr>
           <w:p>
-            <w:pPr>
-              <w:ind w:firstLine="480"/>
-            </w:pPr>
-            <w:r>
-              <w:t>0.790</w:t>
+            <w:r/>
+            <w:r>
+              <w:rPr>
+                <w:sz w:val="20"/>
+              </w:rPr>
+              <w:t>0.782</w:t>
             </w:r>
           </w:p>
         </w:tc>
@@ -14662,11 +14666,12 @@
             <w:tcW w:w="1187" w:type="dxa"/>
           </w:tcPr>
           <w:p>
-            <w:pPr>
-              <w:ind w:firstLine="480"/>
-            </w:pPr>
-            <w:r>
-              <w:t>86.28</w:t>
+            <w:r/>
+            <w:r>
+              <w:rPr>
+                <w:sz w:val="20"/>
+              </w:rPr>
+              <w:t>86.26</w:t>
             </w:r>
           </w:p>
         </w:tc>
